--- a/02-精益培训/06-效果反馈/03-持续改进跟踪表.docx
+++ b/02-精益培训/06-效果反馈/03-持续改进跟踪表.docx
@@ -862,7 +862,9 @@
             <w:tcW w:type="dxa" w:w="1186"/>
           </w:tcPr>
           <w:p>
-            <w:r/>
+            <w:r>
+              <w:t>增加制造业案例数量</w:t>
+            </w:r>
             <w:r>
               <w:rPr>
                 <w:rFonts w:ascii="SimSun" w:hAnsi="SimSun"/>
@@ -870,7 +872,6 @@
                 <w:i w:val="0"/>
                 <w:sz w:val="20"/>
               </w:rPr>
-              <w:t>增加紧固件行业案例数量</w:t>
             </w:r>
           </w:p>
         </w:tc>
@@ -2920,7 +2921,9 @@
             <w:tcW w:type="dxa" w:w="1037"/>
           </w:tcPr>
           <w:p>
-            <w:r/>
+            <w:r>
+              <w:t>增加产品案例</w:t>
+            </w:r>
             <w:r>
               <w:rPr>
                 <w:rFonts w:ascii="SimSun" w:hAnsi="SimSun"/>
@@ -2928,7 +2931,6 @@
                 <w:i w:val="0"/>
                 <w:sz w:val="20"/>
               </w:rPr>
-              <w:t>增加紧固件案例</w:t>
             </w:r>
           </w:p>
         </w:tc>
@@ -3814,7 +3816,9 @@
             <w:tcW w:type="dxa" w:w="922"/>
           </w:tcPr>
           <w:p>
-            <w:r/>
+            <w:r>
+              <w:t>编制产品案例集</w:t>
+            </w:r>
             <w:r>
               <w:rPr>
                 <w:rFonts w:ascii="SimSun" w:hAnsi="SimSun"/>
@@ -3822,7 +3826,6 @@
                 <w:i w:val="0"/>
                 <w:sz w:val="20"/>
               </w:rPr>
-              <w:t>编制紧固件案例集</w:t>
             </w:r>
           </w:p>
         </w:tc>
